--- a/TestWord.docx
+++ b/TestWord.docx
@@ -2453,9 +2453,57 @@
           <w:rFonts w:hint="default"/>
           <w:lang w:val="en-US" w:eastAsia="zh-CN"/>
         </w:rPr>
-      </w:pPr>
-      <w:bookmarkStart w:id="1" w:name="_GoBack"/>
+        <w:sectPr>
+          <w:pgSz w:w="11906" w:h="16838"/>
+          <w:pgMar w:top="1440" w:right="1800" w:bottom="1440" w:left="1800" w:header="851" w:footer="992" w:gutter="0"/>
+          <w:cols w:space="425" w:num="1"/>
+          <w:docGrid w:type="lines" w:linePitch="312" w:charSpace="0"/>
+        </w:sectPr>
+      </w:pPr>
+    </w:p>
+    <w:p>
+      <w:pPr>
+        <w:rPr>
+          <w:rFonts w:hint="default"/>
+          <w:lang w:val="en-US" w:eastAsia="zh-CN"/>
+        </w:rPr>
+      </w:pPr>
+    </w:p>
+    <w:p>
+      <w:pPr>
+        <w:rPr>
+          <w:rFonts w:hint="eastAsia"/>
+          <w:lang w:val="en-US" w:eastAsia="zh-CN"/>
+        </w:rPr>
+      </w:pPr>
+      <w:bookmarkStart w:id="1" w:name="书签1"/>
+      <w:r>
+        <w:rPr>
+          <w:rFonts w:hint="eastAsia"/>
+          <w:lang w:val="en-US" w:eastAsia="zh-CN"/>
+        </w:rPr>
+        <w:t>书签1</w:t>
+      </w:r>
       <w:bookmarkEnd w:id="1"/>
+    </w:p>
+    <w:p>
+      <w:pPr>
+        <w:rPr>
+          <w:rFonts w:hint="default"/>
+          <w:lang w:val="en-US" w:eastAsia="zh-CN"/>
+        </w:rPr>
+      </w:pPr>
+      <w:bookmarkStart w:id="3" w:name="_GoBack"/>
+      <w:bookmarkStart w:id="2" w:name="书签2"/>
+      <w:r>
+        <w:rPr>
+          <w:rFonts w:hint="eastAsia"/>
+          <w:lang w:val="en-US" w:eastAsia="zh-CN"/>
+        </w:rPr>
+        <w:t>书签2</w:t>
+      </w:r>
+      <w:bookmarkEnd w:id="3"/>
+      <w:bookmarkEnd w:id="2"/>
     </w:p>
     <w:sectPr>
       <w:pgSz w:w="11906" w:h="16838"/>
